--- a/sample.docx
+++ b/sample.docx
@@ -11,111 +11,413 @@
       </w:pPr>
       <w:r>
         <w:rPr>
+          <w:rFonts w:hint="eastAsia"/>
           <w:lang w:eastAsia="zh-CN"/>
         </w:rPr>
-        <w:t>示例文档</w:t>
+        <w:t>政策演变脉络分析</w:t>
       </w:r>
     </w:p>
     <w:p>
       <w:pPr>
-        <w:spacing w:after="0" w:line="360" w:lineRule="auto" w:before="0"/>
-        <w:ind w:firstLine="480"/>
-        <w:jc w:val="both"/>
+        <w:pStyle w:val="21"/>
+        <w:spacing w:before="120" w:after="120"/>
         <w:rPr>
-          <w:rFonts w:eastAsia="宋体"/>
-          <w:lang w:eastAsia="zh-CN"/>
-        </w:rPr>
-      </w:pPr>
-    </w:p>
-    <w:p>
-      <w:pPr>
-        <w:spacing w:after="0" w:line="360" w:lineRule="auto" w:before="0"/>
-        <w:ind w:firstLine="480"/>
-        <w:jc w:val="both"/>
-        <w:rPr>
-          <w:rFonts w:eastAsia="宋体"/>
           <w:lang w:eastAsia="zh-CN"/>
         </w:rPr>
       </w:pPr>
       <w:r>
         <w:rPr>
-          <w:rFonts w:eastAsia="宋体" w:hint="eastAsia" w:ascii="仿宋" w:hAnsi="仿宋"/>
-          <w:sz w:val="24"/>
+          <w:rFonts w:hint="eastAsia"/>
           <w:lang w:eastAsia="zh-CN"/>
         </w:rPr>
-        <w:t>123</w:t>
+        <w:t>国家层面</w:t>
+      </w:r>
+      <w:r>
+        <w:rPr>
+          <w:lang w:eastAsia="zh-CN"/>
+        </w:rPr>
+        <w:t>：从法治奠基到综合治理</w:t>
       </w:r>
     </w:p>
     <w:p>
       <w:pPr>
-        <w:spacing w:after="0" w:line="360" w:lineRule="auto" w:before="0"/>
-        <w:ind w:firstLine="480"/>
-        <w:jc w:val="both"/>
+        <w:ind w:firstLine="420"/>
         <w:rPr>
-          <w:rFonts w:eastAsia="宋体"/>
-          <w:lang w:eastAsia="zh-CN"/>
-        </w:rPr>
-      </w:pPr>
-    </w:p>
-    <w:p>
-      <w:pPr>
-        <w:spacing w:after="0" w:line="360" w:lineRule="auto" w:before="0"/>
-        <w:ind w:firstLine="480"/>
-        <w:jc w:val="both"/>
-        <w:rPr>
-          <w:rFonts w:eastAsia="宋体"/>
-          <w:lang w:eastAsia="zh-CN"/>
-        </w:rPr>
-      </w:pPr>
-    </w:p>
-    <w:p>
-      <w:pPr>
-        <w:spacing w:after="0" w:line="360" w:lineRule="auto" w:before="0"/>
-        <w:ind w:firstLine="480"/>
-        <w:jc w:val="both"/>
-        <w:rPr>
-          <w:rFonts w:eastAsia="宋体"/>
           <w:lang w:eastAsia="zh-CN"/>
         </w:rPr>
       </w:pPr>
       <w:r>
         <w:rPr>
-          <w:rFonts w:eastAsia="宋体" w:hint="eastAsia" w:ascii="仿宋" w:hAnsi="仿宋"/>
-          <w:sz w:val="24"/>
+          <w:rFonts w:hint="eastAsia"/>
           <w:lang w:eastAsia="zh-CN"/>
         </w:rPr>
-        <w:t>123</w:t>
+        <w:t>我国固</w:t>
+      </w:r>
+      <w:proofErr w:type="gramStart"/>
+      <w:r>
+        <w:rPr>
+          <w:rFonts w:hint="eastAsia"/>
+          <w:lang w:eastAsia="zh-CN"/>
+        </w:rPr>
+        <w:t>废管理</w:t>
+      </w:r>
+      <w:proofErr w:type="gramEnd"/>
+      <w:r>
+        <w:rPr>
+          <w:rFonts w:hint="eastAsia"/>
+          <w:lang w:eastAsia="zh-CN"/>
+        </w:rPr>
+        <w:t>政策的发展，经历了从被动应对到主动治理、从单一污染控制到系统构建绿色低碳循环体系的深刻转变</w:t>
+      </w:r>
+      <w:r>
+        <w:rPr>
+          <w:rFonts w:hint="eastAsia"/>
+          <w:lang w:eastAsia="zh-CN"/>
+        </w:rPr>
+        <w:t>。</w:t>
       </w:r>
     </w:p>
     <w:p>
       <w:pPr>
-        <w:spacing w:after="0" w:line="360" w:lineRule="auto" w:before="0"/>
-        <w:ind w:firstLine="480"/>
-        <w:jc w:val="both"/>
+        <w:pStyle w:val="31"/>
+        <w:spacing w:before="120" w:after="120"/>
         <w:rPr>
-          <w:rFonts w:eastAsia="宋体"/>
-          <w:lang w:eastAsia="zh-CN"/>
-        </w:rPr>
-      </w:pPr>
-    </w:p>
-    <w:p>
-      <w:pPr>
-        <w:spacing w:after="0" w:line="360" w:lineRule="auto" w:before="0"/>
-        <w:ind w:firstLine="480"/>
-        <w:jc w:val="both"/>
-        <w:rPr>
-          <w:rFonts w:eastAsia="宋体" w:hint="eastAsia"/>
           <w:lang w:eastAsia="zh-CN"/>
         </w:rPr>
       </w:pPr>
       <w:r>
         <w:rPr>
-          <w:rFonts w:eastAsia="宋体" w:hint="eastAsia" w:ascii="仿宋" w:hAnsi="仿宋"/>
-          <w:sz w:val="24"/>
+          <w:rFonts w:hint="eastAsia"/>
           <w:lang w:eastAsia="zh-CN"/>
         </w:rPr>
-        <w:t>的的的的的</w:t>
+        <w:t>立法奠基期（</w:t>
       </w:r>
+      <w:r>
+        <w:rPr>
+          <w:rFonts w:hint="eastAsia"/>
+          <w:lang w:eastAsia="zh-CN"/>
+        </w:rPr>
+        <w:t>1995</w:t>
+      </w:r>
+      <w:r>
+        <w:rPr>
+          <w:rFonts w:hint="eastAsia"/>
+          <w:lang w:eastAsia="zh-CN"/>
+        </w:rPr>
+        <w:t>—</w:t>
+      </w:r>
+      <w:r>
+        <w:rPr>
+          <w:rFonts w:hint="eastAsia"/>
+          <w:lang w:eastAsia="zh-CN"/>
+        </w:rPr>
+        <w:t>2004</w:t>
+      </w:r>
+      <w:r>
+        <w:rPr>
+          <w:rFonts w:hint="eastAsia"/>
+          <w:lang w:eastAsia="zh-CN"/>
+        </w:rPr>
+        <w:t>）</w:t>
+      </w:r>
+    </w:p>
+    <w:p>
+      <w:pPr>
+        <w:pStyle w:val="4"/>
+        <w:spacing w:before="120" w:after="120"/>
+        <w:rPr>
+          <w:lang w:eastAsia="zh-CN"/>
+        </w:rPr>
+      </w:pPr>
+      <w:r>
+        <w:rPr>
+          <w:rFonts w:hint="eastAsia"/>
+          <w:lang w:eastAsia="zh-CN"/>
+        </w:rPr>
+        <w:t>1995</w:t>
+      </w:r>
+      <w:r>
+        <w:rPr>
+          <w:rFonts w:hint="eastAsia"/>
+          <w:lang w:eastAsia="zh-CN"/>
+        </w:rPr>
+        <w:t>年：《固体废物污染环境防治法》首次颁布</w:t>
+      </w:r>
+    </w:p>
+    <w:p>
+      <w:pPr>
+        <w:ind w:firstLine="420"/>
+        <w:rPr>
+          <w:lang w:eastAsia="zh-CN"/>
+        </w:rPr>
+      </w:pPr>
+      <w:r>
+        <w:rPr>
+          <w:rFonts w:hint="eastAsia"/>
+          <w:lang w:eastAsia="zh-CN"/>
+        </w:rPr>
+        <w:t>1995</w:t>
+      </w:r>
+      <w:r>
+        <w:rPr>
+          <w:rFonts w:hint="eastAsia"/>
+          <w:lang w:eastAsia="zh-CN"/>
+        </w:rPr>
+        <w:t>年</w:t>
+      </w:r>
+      <w:r>
+        <w:rPr>
+          <w:rFonts w:hint="eastAsia"/>
+          <w:lang w:eastAsia="zh-CN"/>
+        </w:rPr>
+        <w:t>10</w:t>
+      </w:r>
+      <w:r>
+        <w:rPr>
+          <w:rFonts w:hint="eastAsia"/>
+          <w:lang w:eastAsia="zh-CN"/>
+        </w:rPr>
+        <w:t>月</w:t>
+      </w:r>
+      <w:r>
+        <w:rPr>
+          <w:rFonts w:hint="eastAsia"/>
+          <w:lang w:eastAsia="zh-CN"/>
+        </w:rPr>
+        <w:t>30</w:t>
+      </w:r>
+      <w:r>
+        <w:rPr>
+          <w:rFonts w:hint="eastAsia"/>
+          <w:lang w:eastAsia="zh-CN"/>
+        </w:rPr>
+        <w:t>日，第八届全国人民代表大会常务委员会第十六次会议通过了《中华人民共和国固体废物污染环境防治法》（《固废法》），这是中国固体废物污染防治领域的首部专门法律，标志着中国固</w:t>
+      </w:r>
+      <w:proofErr w:type="gramStart"/>
+      <w:r>
+        <w:rPr>
+          <w:rFonts w:hint="eastAsia"/>
+          <w:lang w:eastAsia="zh-CN"/>
+        </w:rPr>
+        <w:t>废治理</w:t>
+      </w:r>
+      <w:proofErr w:type="gramEnd"/>
+      <w:r>
+        <w:rPr>
+          <w:rFonts w:hint="eastAsia"/>
+          <w:lang w:eastAsia="zh-CN"/>
+        </w:rPr>
+        <w:t>正式进入法治化轨道。该法的颁布填补了我国环境立法的重要空白，为后续三十年的固</w:t>
+      </w:r>
+      <w:proofErr w:type="gramStart"/>
+      <w:r>
+        <w:rPr>
+          <w:rFonts w:hint="eastAsia"/>
+          <w:lang w:eastAsia="zh-CN"/>
+        </w:rPr>
+        <w:t>废治理</w:t>
+      </w:r>
+      <w:proofErr w:type="gramEnd"/>
+      <w:r>
+        <w:rPr>
+          <w:rFonts w:hint="eastAsia"/>
+          <w:lang w:eastAsia="zh-CN"/>
+        </w:rPr>
+        <w:t>工作奠定了坚实的法律基础。该法共</w:t>
+      </w:r>
+      <w:r>
+        <w:rPr>
+          <w:rFonts w:hint="eastAsia"/>
+          <w:lang w:eastAsia="zh-CN"/>
+        </w:rPr>
+        <w:t>6</w:t>
+      </w:r>
+      <w:r>
+        <w:rPr>
+          <w:rFonts w:hint="eastAsia"/>
+          <w:lang w:eastAsia="zh-CN"/>
+        </w:rPr>
+        <w:t>章</w:t>
+      </w:r>
+      <w:r>
+        <w:rPr>
+          <w:rFonts w:hint="eastAsia"/>
+          <w:lang w:eastAsia="zh-CN"/>
+        </w:rPr>
+        <w:t>91</w:t>
+      </w:r>
+      <w:r>
+        <w:rPr>
+          <w:rFonts w:hint="eastAsia"/>
+          <w:lang w:eastAsia="zh-CN"/>
+        </w:rPr>
+        <w:t>条，确立了固体废物管理的基本框架：一是明确减量化、资源化、无害化的“三化”原则；二是建立分类管理制度，将固体废物分为工业固体废物、生活垃圾、危险废物三大类；三是确立环境影响评价、排污申报登记等基本管理制度；四是建立危险废物名录、经营许可证、转移联单等特殊监管制度。从立法技术看，该法借鉴了欧盟、日本等发达经济体的先进经验，同时结合中国发展阶段特征，体现了前瞻性与务实性的统一。</w:t>
+      </w:r>
+    </w:p>
+    <w:p>
+      <w:pPr>
+        <w:ind w:firstLine="420"/>
+        <w:rPr>
+          <w:lang w:eastAsia="zh-CN"/>
+        </w:rPr>
+      </w:pPr>
+      <w:r>
+        <w:rPr>
+          <w:rFonts w:hint="eastAsia"/>
+          <w:lang w:eastAsia="zh-CN"/>
+        </w:rPr>
+        <w:t>然而，受限于当时经济社会发展水平，</w:t>
+      </w:r>
+      <w:r>
+        <w:rPr>
+          <w:rFonts w:hint="eastAsia"/>
+          <w:lang w:eastAsia="zh-CN"/>
+        </w:rPr>
+        <w:t>1995</w:t>
+      </w:r>
+      <w:r>
+        <w:rPr>
+          <w:rFonts w:hint="eastAsia"/>
+          <w:lang w:eastAsia="zh-CN"/>
+        </w:rPr>
+        <w:t>年《固废法》也存在明显局限：法律责任设定偏轻，最高罚款仅</w:t>
+      </w:r>
+      <w:r>
+        <w:rPr>
+          <w:rFonts w:hint="eastAsia"/>
+          <w:lang w:eastAsia="zh-CN"/>
+        </w:rPr>
+        <w:t>10</w:t>
+      </w:r>
+      <w:r>
+        <w:rPr>
+          <w:rFonts w:hint="eastAsia"/>
+          <w:lang w:eastAsia="zh-CN"/>
+        </w:rPr>
+        <w:t>万元，难以形成有效威慑；对资源化利用的激励措施不足，末端治理色彩浓厚；生活垃圾、建筑垃圾等管理要求较为原则，可操作性不强。这些局限性为后续修订完善预留了空间，也反映了立法与时代发展相互适应的规律。</w:t>
+      </w:r>
+    </w:p>
+    <w:p>
+      <w:pPr>
+        <w:pStyle w:val="4"/>
+        <w:spacing w:before="120" w:after="120"/>
+        <w:rPr>
+          <w:lang w:eastAsia="zh-CN"/>
+        </w:rPr>
+      </w:pPr>
+      <w:r>
+        <w:rPr>
+          <w:rFonts w:hint="eastAsia"/>
+          <w:lang w:eastAsia="zh-CN"/>
+        </w:rPr>
+        <w:t>2004</w:t>
+      </w:r>
+      <w:r>
+        <w:rPr>
+          <w:rFonts w:hint="eastAsia"/>
+          <w:lang w:eastAsia="zh-CN"/>
+        </w:rPr>
+        <w:t>年：首次修订，强化危险废物监管</w:t>
+      </w:r>
+    </w:p>
+    <w:p>
+      <w:pPr>
+        <w:ind w:firstLine="420"/>
+        <w:rPr>
+          <w:lang w:eastAsia="zh-CN"/>
+        </w:rPr>
+      </w:pPr>
+      <w:r>
+        <w:rPr>
+          <w:rFonts w:hint="eastAsia"/>
+          <w:lang w:eastAsia="zh-CN"/>
+        </w:rPr>
+        <w:t>2004</w:t>
+      </w:r>
+      <w:r>
+        <w:rPr>
+          <w:rFonts w:hint="eastAsia"/>
+          <w:lang w:eastAsia="zh-CN"/>
+        </w:rPr>
+        <w:t>年</w:t>
+      </w:r>
+      <w:r>
+        <w:rPr>
+          <w:rFonts w:hint="eastAsia"/>
+          <w:lang w:eastAsia="zh-CN"/>
+        </w:rPr>
+        <w:t>12</w:t>
+      </w:r>
+      <w:r>
+        <w:rPr>
+          <w:rFonts w:hint="eastAsia"/>
+          <w:lang w:eastAsia="zh-CN"/>
+        </w:rPr>
+        <w:t>月</w:t>
+      </w:r>
+      <w:r>
+        <w:rPr>
+          <w:rFonts w:hint="eastAsia"/>
+          <w:lang w:eastAsia="zh-CN"/>
+        </w:rPr>
+        <w:t>29</w:t>
+      </w:r>
+      <w:r>
+        <w:rPr>
+          <w:rFonts w:hint="eastAsia"/>
+          <w:lang w:eastAsia="zh-CN"/>
+        </w:rPr>
+        <w:t>日，第十届全国人民代表大会常务委员会第十三次会议对《固废法》进行了首次全面修订，修订后的法律于</w:t>
+      </w:r>
+      <w:r>
+        <w:rPr>
+          <w:rFonts w:hint="eastAsia"/>
+          <w:lang w:eastAsia="zh-CN"/>
+        </w:rPr>
+        <w:t>2005</w:t>
+      </w:r>
+      <w:r>
+        <w:rPr>
+          <w:rFonts w:hint="eastAsia"/>
+          <w:lang w:eastAsia="zh-CN"/>
+        </w:rPr>
+        <w:t>年</w:t>
+      </w:r>
+      <w:r>
+        <w:rPr>
+          <w:rFonts w:hint="eastAsia"/>
+          <w:lang w:eastAsia="zh-CN"/>
+        </w:rPr>
+        <w:t>4</w:t>
+      </w:r>
+      <w:r>
+        <w:rPr>
+          <w:rFonts w:hint="eastAsia"/>
+          <w:lang w:eastAsia="zh-CN"/>
+        </w:rPr>
+        <w:t>月</w:t>
+      </w:r>
+      <w:r>
+        <w:rPr>
+          <w:rFonts w:hint="eastAsia"/>
+          <w:lang w:eastAsia="zh-CN"/>
+        </w:rPr>
+        <w:t>1</w:t>
+      </w:r>
+      <w:r>
+        <w:rPr>
+          <w:rFonts w:hint="eastAsia"/>
+          <w:lang w:eastAsia="zh-CN"/>
+        </w:rPr>
+        <w:t>日施行。此次修订的背景是中国工业化、城镇化加速推进，危险废物产生量急剧增加，非法转移倾倒事件频发，原有法律已难以满足监管需要。</w:t>
+      </w:r>
+    </w:p>
+    <w:p>
+      <w:pPr>
+        <w:rPr>
+          <w:lang w:eastAsia="zh-CN"/>
+        </w:rPr>
+      </w:pPr>
     </w:p>
     <w:sectPr>
       <w:pgSz w:w="12240" w:h="15840"/>
@@ -769,7 +1071,10 @@
   <w:style w:type="paragraph" w:default="1" w:styleId="a1">
     <w:name w:val="Normal"/>
     <w:qFormat/>
-    <w:rsid w:val="00FC693F"/>
+    <w:rsid w:val="00B634FA"/>
+    <w:rPr>
+      <w:rFonts w:eastAsia="楷体"/>
+    </w:rPr>
   </w:style>
   <w:style w:type="paragraph" w:styleId="1">
     <w:name w:val="heading 1"/>

--- a/sample.docx
+++ b/sample.docx
@@ -28,15 +28,25 @@
       <w:r>
         <w:rPr>
           <w:rFonts w:hint="eastAsia"/>
+          <w:i/>
+          <w:iCs/>
           <w:lang w:eastAsia="zh-CN"/>
         </w:rPr>
         <w:t>国家层面</w:t>
       </w:r>
       <w:r>
         <w:rPr>
+          <w:i/>
+          <w:iCs/>
           <w:lang w:eastAsia="zh-CN"/>
         </w:rPr>
-        <w:t>：从法治奠基到综合治理</w:t>
+        <w:t>：从法治奠基到综</w:t>
+      </w:r>
+      <w:r>
+        <w:rPr>
+          <w:lang w:eastAsia="zh-CN"/>
+        </w:rPr>
+        <w:t>合治理</w:t>
       </w:r>
     </w:p>
     <w:p>
@@ -67,7 +77,23 @@
           <w:rFonts w:hint="eastAsia"/>
           <w:lang w:eastAsia="zh-CN"/>
         </w:rPr>
-        <w:t>政策的发展，经历了从被动应对到主动治理、从单一污染控制到系统构建绿色低碳循环体系的深刻转变</w:t>
+        <w:t>政策的发展，经历</w:t>
+      </w:r>
+      <w:r>
+        <w:rPr>
+          <w:rFonts w:hint="eastAsia"/>
+          <w:i/>
+          <w:iCs/>
+          <w:lang w:eastAsia="zh-CN"/>
+        </w:rPr>
+        <w:t>了从被</w:t>
+      </w:r>
+      <w:r>
+        <w:rPr>
+          <w:rFonts w:hint="eastAsia"/>
+          <w:lang w:eastAsia="zh-CN"/>
+        </w:rPr>
+        <w:t>动应对到主动治理、从单一污染控制到系统构建绿色低碳循环体系的深刻转变</w:t>
       </w:r>
       <w:r>
         <w:rPr>

--- a/sample.docx
+++ b/sample.docx
@@ -5,13 +5,22 @@
     <w:p>
       <w:pPr>
         <w:pStyle w:val="1"/>
+        <w:spacing w:line="240" w:lineRule="auto" w:before="240" w:after="240"/>
+        <w:ind w:firstLine="0"/>
+        <w:jc w:val="center"/>
         <w:rPr>
           <w:lang w:eastAsia="zh-CN"/>
         </w:rPr>
+        <w:numPr>
+          <w:ilvl w:val="0"/>
+          <w:numId w:val="15"/>
+        </w:numPr>
       </w:pPr>
       <w:r>
         <w:rPr>
-          <w:rFonts w:hint="eastAsia"/>
+          <w:rFonts w:hint="eastAsia" w:ascii="黑体" w:hAnsi="黑体" w:eastAsia="黑体"/>
+          <w:b/>
+          <w:sz w:val="52"/>
           <w:lang w:eastAsia="zh-CN"/>
         </w:rPr>
         <w:t>政策演变脉络分析</w:t>
@@ -19,31 +28,45 @@
     </w:p>
     <w:p>
       <w:pPr>
-        <w:pStyle w:val="21"/>
-        <w:spacing w:before="120" w:after="120"/>
+        <w:pStyle w:val="1"/>
+        <w:spacing w:before="240" w:after="240" w:line="240" w:lineRule="auto"/>
+        <w:ind w:firstLine="0"/>
+        <w:jc w:val="center"/>
         <w:rPr>
           <w:lang w:eastAsia="zh-CN"/>
         </w:rPr>
+        <w:numPr>
+          <w:ilvl w:val="0"/>
+          <w:numId w:val="15"/>
+        </w:numPr>
       </w:pPr>
       <w:r>
         <w:rPr>
-          <w:rFonts w:hint="eastAsia"/>
+          <w:rFonts w:hint="eastAsia" w:ascii="黑体" w:hAnsi="黑体" w:eastAsia="黑体"/>
+          <w:b/>
           <w:i/>
           <w:iCs/>
+          <w:sz w:val="52"/>
           <w:lang w:eastAsia="zh-CN"/>
         </w:rPr>
         <w:t>国家层面</w:t>
       </w:r>
       <w:r>
         <w:rPr>
+          <w:rFonts w:ascii="黑体" w:hAnsi="黑体" w:eastAsia="黑体"/>
+          <w:b/>
           <w:i/>
           <w:iCs/>
+          <w:sz w:val="52"/>
           <w:lang w:eastAsia="zh-CN"/>
         </w:rPr>
         <w:t>：从法治奠基到综</w:t>
       </w:r>
       <w:r>
         <w:rPr>
+          <w:rFonts w:ascii="黑体" w:hAnsi="黑体" w:eastAsia="黑体"/>
+          <w:b/>
+          <w:sz w:val="52"/>
           <w:lang w:eastAsia="zh-CN"/>
         </w:rPr>
         <w:t>合治理</w:t>
@@ -51,14 +74,21 @@
     </w:p>
     <w:p>
       <w:pPr>
-        <w:ind w:firstLine="420"/>
+        <w:spacing w:line="360" w:lineRule="auto" w:before="0" w:after="0"/>
+        <w:ind w:firstLine="480"/>
+        <w:jc w:val="both"/>
         <w:rPr>
           <w:lang w:eastAsia="zh-CN"/>
         </w:rPr>
+        <w:numPr>
+          <w:ilvl w:val="0"/>
+          <w:numId w:val="16"/>
+        </w:numPr>
       </w:pPr>
       <w:r>
         <w:rPr>
-          <w:rFonts w:hint="eastAsia"/>
+          <w:rFonts w:hint="eastAsia" w:ascii="仿宋" w:hAnsi="仿宋" w:eastAsia="仿宋"/>
+          <w:sz w:val="24"/>
           <w:lang w:eastAsia="zh-CN"/>
         </w:rPr>
         <w:t>我国固</w:t>
@@ -66,7 +96,8 @@
       <w:proofErr w:type="gramStart"/>
       <w:r>
         <w:rPr>
-          <w:rFonts w:hint="eastAsia"/>
+          <w:rFonts w:hint="eastAsia" w:ascii="仿宋" w:hAnsi="仿宋" w:eastAsia="仿宋"/>
+          <w:sz w:val="24"/>
           <w:lang w:eastAsia="zh-CN"/>
         </w:rPr>
         <w:t>废管理</w:t>
@@ -74,30 +105,34 @@
       <w:proofErr w:type="gramEnd"/>
       <w:r>
         <w:rPr>
-          <w:rFonts w:hint="eastAsia"/>
+          <w:rFonts w:hint="eastAsia" w:ascii="仿宋" w:hAnsi="仿宋" w:eastAsia="仿宋"/>
+          <w:sz w:val="24"/>
           <w:lang w:eastAsia="zh-CN"/>
         </w:rPr>
         <w:t>政策的发展，经历</w:t>
       </w:r>
       <w:r>
         <w:rPr>
-          <w:rFonts w:hint="eastAsia"/>
+          <w:rFonts w:hint="eastAsia" w:ascii="仿宋" w:hAnsi="仿宋" w:eastAsia="仿宋"/>
           <w:i/>
           <w:iCs/>
+          <w:sz w:val="24"/>
           <w:lang w:eastAsia="zh-CN"/>
         </w:rPr>
         <w:t>了从被</w:t>
       </w:r>
       <w:r>
         <w:rPr>
-          <w:rFonts w:hint="eastAsia"/>
+          <w:rFonts w:hint="eastAsia" w:ascii="仿宋" w:hAnsi="仿宋" w:eastAsia="仿宋"/>
+          <w:sz w:val="24"/>
           <w:lang w:eastAsia="zh-CN"/>
         </w:rPr>
         <w:t>动应对到主动治理、从单一污染控制到系统构建绿色低碳循环体系的深刻转变</w:t>
       </w:r>
       <w:r>
         <w:rPr>
-          <w:rFonts w:hint="eastAsia"/>
+          <w:rFonts w:hint="eastAsia" w:ascii="仿宋" w:hAnsi="仿宋" w:eastAsia="仿宋"/>
+          <w:sz w:val="24"/>
           <w:lang w:eastAsia="zh-CN"/>
         </w:rPr>
         <w:t>。</w:t>
@@ -106,42 +141,58 @@
     <w:p>
       <w:pPr>
         <w:pStyle w:val="31"/>
-        <w:spacing w:before="120" w:after="120"/>
+        <w:spacing w:before="120" w:after="120" w:line="240" w:lineRule="auto"/>
+        <w:ind w:firstLine="0"/>
+        <w:jc w:val="left"/>
         <w:rPr>
           <w:lang w:eastAsia="zh-CN"/>
         </w:rPr>
+        <w:numPr>
+          <w:ilvl w:val="2"/>
+          <w:numId w:val="15"/>
+        </w:numPr>
       </w:pPr>
       <w:r>
         <w:rPr>
-          <w:rFonts w:hint="eastAsia"/>
+          <w:rFonts w:hint="eastAsia" w:ascii="仿宋" w:hAnsi="仿宋" w:eastAsia="仿宋"/>
+          <w:b/>
+          <w:sz w:val="32"/>
           <w:lang w:eastAsia="zh-CN"/>
         </w:rPr>
         <w:t>立法奠基期（</w:t>
       </w:r>
       <w:r>
         <w:rPr>
-          <w:rFonts w:hint="eastAsia"/>
+          <w:rFonts w:hint="eastAsia" w:ascii="仿宋" w:hAnsi="仿宋" w:eastAsia="仿宋"/>
+          <w:b/>
+          <w:sz w:val="32"/>
           <w:lang w:eastAsia="zh-CN"/>
         </w:rPr>
         <w:t>1995</w:t>
       </w:r>
       <w:r>
         <w:rPr>
-          <w:rFonts w:hint="eastAsia"/>
+          <w:rFonts w:hint="eastAsia" w:ascii="仿宋" w:hAnsi="仿宋" w:eastAsia="仿宋"/>
+          <w:b/>
+          <w:sz w:val="32"/>
           <w:lang w:eastAsia="zh-CN"/>
         </w:rPr>
         <w:t>—</w:t>
       </w:r>
       <w:r>
         <w:rPr>
-          <w:rFonts w:hint="eastAsia"/>
+          <w:rFonts w:hint="eastAsia" w:ascii="仿宋" w:hAnsi="仿宋" w:eastAsia="仿宋"/>
+          <w:b/>
+          <w:sz w:val="32"/>
           <w:lang w:eastAsia="zh-CN"/>
         </w:rPr>
         <w:t>2004</w:t>
       </w:r>
       <w:r>
         <w:rPr>
-          <w:rFonts w:hint="eastAsia"/>
+          <w:rFonts w:hint="eastAsia" w:ascii="仿宋" w:hAnsi="仿宋" w:eastAsia="仿宋"/>
+          <w:b/>
+          <w:sz w:val="32"/>
           <w:lang w:eastAsia="zh-CN"/>
         </w:rPr>
         <w:t>）</w:t>
@@ -150,21 +201,31 @@
     <w:p>
       <w:pPr>
         <w:pStyle w:val="4"/>
-        <w:spacing w:before="120" w:after="120"/>
+        <w:spacing w:before="60" w:after="60" w:line="240" w:lineRule="auto"/>
+        <w:ind w:firstLine="0"/>
+        <w:jc w:val="left"/>
         <w:rPr>
           <w:lang w:eastAsia="zh-CN"/>
         </w:rPr>
+        <w:numPr>
+          <w:ilvl w:val="3"/>
+          <w:numId w:val="15"/>
+        </w:numPr>
       </w:pPr>
       <w:r>
         <w:rPr>
-          <w:rFonts w:hint="eastAsia"/>
+          <w:rFonts w:hint="eastAsia" w:ascii="仿宋" w:hAnsi="仿宋" w:eastAsia="仿宋"/>
+          <w:b/>
+          <w:sz w:val="28"/>
           <w:lang w:eastAsia="zh-CN"/>
         </w:rPr>
         <w:t>1995</w:t>
       </w:r>
       <w:r>
         <w:rPr>
-          <w:rFonts w:hint="eastAsia"/>
+          <w:rFonts w:hint="eastAsia" w:ascii="仿宋" w:hAnsi="仿宋" w:eastAsia="仿宋"/>
+          <w:b/>
+          <w:sz w:val="28"/>
           <w:lang w:eastAsia="zh-CN"/>
         </w:rPr>
         <w:t>年：《固体废物污染环境防治法》首次颁布</w:t>
@@ -172,49 +233,61 @@
     </w:p>
     <w:p>
       <w:pPr>
-        <w:ind w:firstLine="420"/>
+        <w:spacing w:line="360" w:lineRule="auto" w:before="0" w:after="0"/>
+        <w:ind w:firstLine="480"/>
+        <w:jc w:val="both"/>
         <w:rPr>
           <w:lang w:eastAsia="zh-CN"/>
         </w:rPr>
+        <w:numPr>
+          <w:ilvl w:val="0"/>
+          <w:numId w:val="16"/>
+        </w:numPr>
       </w:pPr>
       <w:r>
         <w:rPr>
-          <w:rFonts w:hint="eastAsia"/>
+          <w:rFonts w:hint="eastAsia" w:ascii="仿宋" w:hAnsi="仿宋" w:eastAsia="仿宋"/>
+          <w:sz w:val="24"/>
           <w:lang w:eastAsia="zh-CN"/>
         </w:rPr>
         <w:t>1995</w:t>
       </w:r>
       <w:r>
         <w:rPr>
-          <w:rFonts w:hint="eastAsia"/>
+          <w:rFonts w:hint="eastAsia" w:ascii="仿宋" w:hAnsi="仿宋" w:eastAsia="仿宋"/>
+          <w:sz w:val="24"/>
           <w:lang w:eastAsia="zh-CN"/>
         </w:rPr>
         <w:t>年</w:t>
       </w:r>
       <w:r>
         <w:rPr>
-          <w:rFonts w:hint="eastAsia"/>
+          <w:rFonts w:hint="eastAsia" w:ascii="仿宋" w:hAnsi="仿宋" w:eastAsia="仿宋"/>
+          <w:sz w:val="24"/>
           <w:lang w:eastAsia="zh-CN"/>
         </w:rPr>
         <w:t>10</w:t>
       </w:r>
       <w:r>
         <w:rPr>
-          <w:rFonts w:hint="eastAsia"/>
+          <w:rFonts w:hint="eastAsia" w:ascii="仿宋" w:hAnsi="仿宋" w:eastAsia="仿宋"/>
+          <w:sz w:val="24"/>
           <w:lang w:eastAsia="zh-CN"/>
         </w:rPr>
         <w:t>月</w:t>
       </w:r>
       <w:r>
         <w:rPr>
-          <w:rFonts w:hint="eastAsia"/>
+          <w:rFonts w:hint="eastAsia" w:ascii="仿宋" w:hAnsi="仿宋" w:eastAsia="仿宋"/>
+          <w:sz w:val="24"/>
           <w:lang w:eastAsia="zh-CN"/>
         </w:rPr>
         <w:t>30</w:t>
       </w:r>
       <w:r>
         <w:rPr>
-          <w:rFonts w:hint="eastAsia"/>
+          <w:rFonts w:hint="eastAsia" w:ascii="仿宋" w:hAnsi="仿宋" w:eastAsia="仿宋"/>
+          <w:sz w:val="24"/>
           <w:lang w:eastAsia="zh-CN"/>
         </w:rPr>
         <w:t>日，第八届全国人民代表大会常务委员会第十六次会议通过了《中华人民共和国固体废物污染环境防治法》（《固废法》），这是中国固体废物污染防治领域的首部专门法律，标志着中国固</w:t>
@@ -222,7 +295,8 @@
       <w:proofErr w:type="gramStart"/>
       <w:r>
         <w:rPr>
-          <w:rFonts w:hint="eastAsia"/>
+          <w:rFonts w:hint="eastAsia" w:ascii="仿宋" w:hAnsi="仿宋" w:eastAsia="仿宋"/>
+          <w:sz w:val="24"/>
           <w:lang w:eastAsia="zh-CN"/>
         </w:rPr>
         <w:t>废治理</w:t>
@@ -230,7 +304,8 @@
       <w:proofErr w:type="gramEnd"/>
       <w:r>
         <w:rPr>
-          <w:rFonts w:hint="eastAsia"/>
+          <w:rFonts w:hint="eastAsia" w:ascii="仿宋" w:hAnsi="仿宋" w:eastAsia="仿宋"/>
+          <w:sz w:val="24"/>
           <w:lang w:eastAsia="zh-CN"/>
         </w:rPr>
         <w:t>正式进入法治化轨道。该法的颁布填补了我国环境立法的重要空白，为后续三十年的固</w:t>
@@ -238,7 +313,8 @@
       <w:proofErr w:type="gramStart"/>
       <w:r>
         <w:rPr>
-          <w:rFonts w:hint="eastAsia"/>
+          <w:rFonts w:hint="eastAsia" w:ascii="仿宋" w:hAnsi="仿宋" w:eastAsia="仿宋"/>
+          <w:sz w:val="24"/>
           <w:lang w:eastAsia="zh-CN"/>
         </w:rPr>
         <w:t>废治理</w:t>
@@ -246,35 +322,40 @@
       <w:proofErr w:type="gramEnd"/>
       <w:r>
         <w:rPr>
-          <w:rFonts w:hint="eastAsia"/>
+          <w:rFonts w:hint="eastAsia" w:ascii="仿宋" w:hAnsi="仿宋" w:eastAsia="仿宋"/>
+          <w:sz w:val="24"/>
           <w:lang w:eastAsia="zh-CN"/>
         </w:rPr>
         <w:t>工作奠定了坚实的法律基础。该法共</w:t>
       </w:r>
       <w:r>
         <w:rPr>
-          <w:rFonts w:hint="eastAsia"/>
+          <w:rFonts w:hint="eastAsia" w:ascii="仿宋" w:hAnsi="仿宋" w:eastAsia="仿宋"/>
+          <w:sz w:val="24"/>
           <w:lang w:eastAsia="zh-CN"/>
         </w:rPr>
         <w:t>6</w:t>
       </w:r>
       <w:r>
         <w:rPr>
-          <w:rFonts w:hint="eastAsia"/>
+          <w:rFonts w:hint="eastAsia" w:ascii="仿宋" w:hAnsi="仿宋" w:eastAsia="仿宋"/>
+          <w:sz w:val="24"/>
           <w:lang w:eastAsia="zh-CN"/>
         </w:rPr>
         <w:t>章</w:t>
       </w:r>
       <w:r>
         <w:rPr>
-          <w:rFonts w:hint="eastAsia"/>
+          <w:rFonts w:hint="eastAsia" w:ascii="仿宋" w:hAnsi="仿宋" w:eastAsia="仿宋"/>
+          <w:sz w:val="24"/>
           <w:lang w:eastAsia="zh-CN"/>
         </w:rPr>
         <w:t>91</w:t>
       </w:r>
       <w:r>
         <w:rPr>
-          <w:rFonts w:hint="eastAsia"/>
+          <w:rFonts w:hint="eastAsia" w:ascii="仿宋" w:hAnsi="仿宋" w:eastAsia="仿宋"/>
+          <w:sz w:val="24"/>
           <w:lang w:eastAsia="zh-CN"/>
         </w:rPr>
         <w:t>条，确立了固体废物管理的基本框架：一是明确减量化、资源化、无害化的“三化”原则；二是建立分类管理制度，将固体废物分为工业固体废物、生活垃圾、危险废物三大类；三是确立环境影响评价、排污申报登记等基本管理制度；四是建立危险废物名录、经营许可证、转移联单等特殊监管制度。从立法技术看，该法借鉴了欧盟、日本等发达经济体的先进经验，同时结合中国发展阶段特征，体现了前瞻性与务实性的统一。</w:t>
@@ -282,42 +363,53 @@
     </w:p>
     <w:p>
       <w:pPr>
-        <w:ind w:firstLine="420"/>
+        <w:spacing w:line="360" w:lineRule="auto" w:before="0" w:after="0"/>
+        <w:ind w:firstLine="480"/>
+        <w:jc w:val="both"/>
         <w:rPr>
           <w:lang w:eastAsia="zh-CN"/>
         </w:rPr>
+        <w:numPr>
+          <w:ilvl w:val="0"/>
+          <w:numId w:val="16"/>
+        </w:numPr>
       </w:pPr>
       <w:r>
         <w:rPr>
-          <w:rFonts w:hint="eastAsia"/>
+          <w:rFonts w:hint="eastAsia" w:ascii="仿宋" w:hAnsi="仿宋" w:eastAsia="仿宋"/>
+          <w:sz w:val="24"/>
           <w:lang w:eastAsia="zh-CN"/>
         </w:rPr>
         <w:t>然而，受限于当时经济社会发展水平，</w:t>
       </w:r>
       <w:r>
         <w:rPr>
-          <w:rFonts w:hint="eastAsia"/>
+          <w:rFonts w:hint="eastAsia" w:ascii="仿宋" w:hAnsi="仿宋" w:eastAsia="仿宋"/>
+          <w:sz w:val="24"/>
           <w:lang w:eastAsia="zh-CN"/>
         </w:rPr>
         <w:t>1995</w:t>
       </w:r>
       <w:r>
         <w:rPr>
-          <w:rFonts w:hint="eastAsia"/>
+          <w:rFonts w:hint="eastAsia" w:ascii="仿宋" w:hAnsi="仿宋" w:eastAsia="仿宋"/>
+          <w:sz w:val="24"/>
           <w:lang w:eastAsia="zh-CN"/>
         </w:rPr>
         <w:t>年《固废法》也存在明显局限：法律责任设定偏轻，最高罚款仅</w:t>
       </w:r>
       <w:r>
         <w:rPr>
-          <w:rFonts w:hint="eastAsia"/>
+          <w:rFonts w:hint="eastAsia" w:ascii="仿宋" w:hAnsi="仿宋" w:eastAsia="仿宋"/>
+          <w:sz w:val="24"/>
           <w:lang w:eastAsia="zh-CN"/>
         </w:rPr>
         <w:t>10</w:t>
       </w:r>
       <w:r>
         <w:rPr>
-          <w:rFonts w:hint="eastAsia"/>
+          <w:rFonts w:hint="eastAsia" w:ascii="仿宋" w:hAnsi="仿宋" w:eastAsia="仿宋"/>
+          <w:sz w:val="24"/>
           <w:lang w:eastAsia="zh-CN"/>
         </w:rPr>
         <w:t>万元，难以形成有效威慑；对资源化利用的激励措施不足，末端治理色彩浓厚；生活垃圾、建筑垃圾等管理要求较为原则，可操作性不强。这些局限性为后续修订完善预留了空间，也反映了立法与时代发展相互适应的规律。</w:t>
@@ -326,21 +418,31 @@
     <w:p>
       <w:pPr>
         <w:pStyle w:val="4"/>
-        <w:spacing w:before="120" w:after="120"/>
+        <w:spacing w:before="60" w:after="60" w:line="240" w:lineRule="auto"/>
+        <w:ind w:firstLine="0"/>
+        <w:jc w:val="left"/>
         <w:rPr>
           <w:lang w:eastAsia="zh-CN"/>
         </w:rPr>
+        <w:numPr>
+          <w:ilvl w:val="3"/>
+          <w:numId w:val="15"/>
+        </w:numPr>
       </w:pPr>
       <w:r>
         <w:rPr>
-          <w:rFonts w:hint="eastAsia"/>
+          <w:rFonts w:hint="eastAsia" w:ascii="仿宋" w:hAnsi="仿宋" w:eastAsia="仿宋"/>
+          <w:b/>
+          <w:sz w:val="28"/>
           <w:lang w:eastAsia="zh-CN"/>
         </w:rPr>
         <w:t>2004</w:t>
       </w:r>
       <w:r>
         <w:rPr>
-          <w:rFonts w:hint="eastAsia"/>
+          <w:rFonts w:hint="eastAsia" w:ascii="仿宋" w:hAnsi="仿宋" w:eastAsia="仿宋"/>
+          <w:b/>
+          <w:sz w:val="28"/>
           <w:lang w:eastAsia="zh-CN"/>
         </w:rPr>
         <w:t>年：首次修订，强化危险废物监管</w:t>
@@ -348,91 +450,109 @@
     </w:p>
     <w:p>
       <w:pPr>
-        <w:ind w:firstLine="420"/>
+        <w:spacing w:line="360" w:lineRule="auto" w:before="0" w:after="0"/>
+        <w:ind w:firstLine="480"/>
+        <w:jc w:val="both"/>
         <w:rPr>
           <w:lang w:eastAsia="zh-CN"/>
         </w:rPr>
+        <w:numPr>
+          <w:ilvl w:val="0"/>
+          <w:numId w:val="16"/>
+        </w:numPr>
       </w:pPr>
       <w:r>
         <w:rPr>
-          <w:rFonts w:hint="eastAsia"/>
+          <w:rFonts w:hint="eastAsia" w:ascii="仿宋" w:hAnsi="仿宋" w:eastAsia="仿宋"/>
+          <w:sz w:val="24"/>
           <w:lang w:eastAsia="zh-CN"/>
         </w:rPr>
         <w:t>2004</w:t>
       </w:r>
       <w:r>
         <w:rPr>
-          <w:rFonts w:hint="eastAsia"/>
+          <w:rFonts w:hint="eastAsia" w:ascii="仿宋" w:hAnsi="仿宋" w:eastAsia="仿宋"/>
+          <w:sz w:val="24"/>
           <w:lang w:eastAsia="zh-CN"/>
         </w:rPr>
         <w:t>年</w:t>
       </w:r>
       <w:r>
         <w:rPr>
-          <w:rFonts w:hint="eastAsia"/>
+          <w:rFonts w:hint="eastAsia" w:ascii="仿宋" w:hAnsi="仿宋" w:eastAsia="仿宋"/>
+          <w:sz w:val="24"/>
           <w:lang w:eastAsia="zh-CN"/>
         </w:rPr>
         <w:t>12</w:t>
       </w:r>
       <w:r>
         <w:rPr>
-          <w:rFonts w:hint="eastAsia"/>
+          <w:rFonts w:hint="eastAsia" w:ascii="仿宋" w:hAnsi="仿宋" w:eastAsia="仿宋"/>
+          <w:sz w:val="24"/>
           <w:lang w:eastAsia="zh-CN"/>
         </w:rPr>
         <w:t>月</w:t>
       </w:r>
       <w:r>
         <w:rPr>
-          <w:rFonts w:hint="eastAsia"/>
+          <w:rFonts w:hint="eastAsia" w:ascii="仿宋" w:hAnsi="仿宋" w:eastAsia="仿宋"/>
+          <w:sz w:val="24"/>
           <w:lang w:eastAsia="zh-CN"/>
         </w:rPr>
         <w:t>29</w:t>
       </w:r>
       <w:r>
         <w:rPr>
-          <w:rFonts w:hint="eastAsia"/>
+          <w:rFonts w:hint="eastAsia" w:ascii="仿宋" w:hAnsi="仿宋" w:eastAsia="仿宋"/>
+          <w:sz w:val="24"/>
           <w:lang w:eastAsia="zh-CN"/>
         </w:rPr>
         <w:t>日，第十届全国人民代表大会常务委员会第十三次会议对《固废法》进行了首次全面修订，修订后的法律于</w:t>
       </w:r>
       <w:r>
         <w:rPr>
-          <w:rFonts w:hint="eastAsia"/>
+          <w:rFonts w:hint="eastAsia" w:ascii="仿宋" w:hAnsi="仿宋" w:eastAsia="仿宋"/>
+          <w:sz w:val="24"/>
           <w:lang w:eastAsia="zh-CN"/>
         </w:rPr>
         <w:t>2005</w:t>
       </w:r>
       <w:r>
         <w:rPr>
-          <w:rFonts w:hint="eastAsia"/>
+          <w:rFonts w:hint="eastAsia" w:ascii="仿宋" w:hAnsi="仿宋" w:eastAsia="仿宋"/>
+          <w:sz w:val="24"/>
           <w:lang w:eastAsia="zh-CN"/>
         </w:rPr>
         <w:t>年</w:t>
       </w:r>
       <w:r>
         <w:rPr>
-          <w:rFonts w:hint="eastAsia"/>
+          <w:rFonts w:hint="eastAsia" w:ascii="仿宋" w:hAnsi="仿宋" w:eastAsia="仿宋"/>
+          <w:sz w:val="24"/>
           <w:lang w:eastAsia="zh-CN"/>
         </w:rPr>
         <w:t>4</w:t>
       </w:r>
       <w:r>
         <w:rPr>
-          <w:rFonts w:hint="eastAsia"/>
+          <w:rFonts w:hint="eastAsia" w:ascii="仿宋" w:hAnsi="仿宋" w:eastAsia="仿宋"/>
+          <w:sz w:val="24"/>
           <w:lang w:eastAsia="zh-CN"/>
         </w:rPr>
         <w:t>月</w:t>
       </w:r>
       <w:r>
         <w:rPr>
-          <w:rFonts w:hint="eastAsia"/>
+          <w:rFonts w:hint="eastAsia" w:ascii="仿宋" w:hAnsi="仿宋" w:eastAsia="仿宋"/>
+          <w:sz w:val="24"/>
           <w:lang w:eastAsia="zh-CN"/>
         </w:rPr>
         <w:t>1</w:t>
       </w:r>
       <w:r>
         <w:rPr>
-          <w:rFonts w:hint="eastAsia"/>
+          <w:rFonts w:hint="eastAsia" w:ascii="仿宋" w:hAnsi="仿宋" w:eastAsia="仿宋"/>
+          <w:sz w:val="24"/>
           <w:lang w:eastAsia="zh-CN"/>
         </w:rPr>
         <w:t>日施行。此次修订的背景是中国工业化、城镇化加速推进，危险废物产生量急剧增加，非法转移倾倒事件频发，原有法律已难以满足监管需要。</w:t>
@@ -440,9 +560,16 @@
     </w:p>
     <w:p>
       <w:pPr>
+        <w:spacing w:line="360" w:lineRule="auto" w:before="0" w:after="0"/>
+        <w:ind w:firstLine="480"/>
+        <w:jc w:val="both"/>
         <w:rPr>
           <w:lang w:eastAsia="zh-CN"/>
         </w:rPr>
+        <w:numPr>
+          <w:ilvl w:val="0"/>
+          <w:numId w:val="16"/>
+        </w:numPr>
       </w:pPr>
     </w:p>
     <w:sectPr>
@@ -507,6 +634,450 @@
 
 <file path=word/numbering.xml><?xml version="1.0" encoding="utf-8"?>
 <w:numbering xmlns:wpc="http://schemas.microsoft.com/office/word/2010/wordprocessingCanvas" xmlns:cx="http://schemas.microsoft.com/office/drawing/2014/chartex" xmlns:cx1="http://schemas.microsoft.com/office/drawing/2015/9/8/chartex" xmlns:cx2="http://schemas.microsoft.com/office/drawing/2015/10/21/chartex" xmlns:cx3="http://schemas.microsoft.com/office/drawing/2016/5/9/chartex" xmlns:cx4="http://schemas.microsoft.com/office/drawing/2016/5/10/chartex" xmlns:cx5="http://schemas.microsoft.com/office/drawing/2016/5/11/chartex" xmlns:cx6="http://schemas.microsoft.com/office/drawing/2016/5/12/chartex" xmlns:cx7="http://schemas.microsoft.com/office/drawing/2016/5/13/chartex" xmlns:cx8="http://schemas.microsoft.com/office/drawing/2016/5/14/chartex" xmlns:mc="http://schemas.openxmlformats.org/markup-compatibility/2006" xmlns:aink="http://schemas.microsoft.com/office/drawing/2016/ink" xmlns:am3d="http://schemas.microsoft.com/office/drawing/2017/model3d" xmlns:o="urn:schemas-microsoft-com:office:office" xmlns:oel="http://schemas.microsoft.com/office/2019/extlst" xmlns:r="http://schemas.openxmlformats.org/officeDocument/2006/relationships" xmlns:m="http://schemas.openxmlformats.org/officeDocument/2006/math" xmlns:v="urn:schemas-microsoft-com:vml" xmlns:wp14="http://schemas.microsoft.com/office/word/2010/wordprocessingDrawing" xmlns:wp="http://schemas.openxmlformats.org/drawingml/2006/wordprocessingDrawing" xmlns:w10="urn:schemas-microsoft-com:office:word" xmlns:w="http://schemas.openxmlformats.org/wordprocessingml/2006/main" xmlns:w14="http://schemas.microsoft.com/office/word/2010/wordml" xmlns:w15="http://schemas.microsoft.com/office/word/2012/wordml" xmlns:w16cex="http://schemas.microsoft.com/office/word/2018/wordml/cex" xmlns:w16cid="http://schemas.microsoft.com/office/word/2016/wordml/cid" xmlns:w16="http://schemas.microsoft.com/office/word/2018/wordml" xmlns:w16du="http://schemas.microsoft.com/office/word/2023/wordml/word16du" xmlns:w16sdtdh="http://schemas.microsoft.com/office/word/2020/wordml/sdtdatahash" xmlns:w16sdtfl="http://schemas.microsoft.com/office/word/2024/wordml/sdtformatlock" xmlns:w16se="http://schemas.microsoft.com/office/word/2015/wordml/symex" xmlns:wpg="http://schemas.microsoft.com/office/word/2010/wordprocessingGroup" xmlns:wpi="http://schemas.microsoft.com/office/word/2010/wordprocessingInk" xmlns:wne="http://schemas.microsoft.com/office/word/2006/wordml" xmlns:wps="http://schemas.microsoft.com/office/word/2010/wordprocessingShape" mc:Ignorable="w14 w15 w16se w16cid w16 w16cex w16sdtdh w16sdtfl w16du wp14">
+  <w:abstractNum w:abstractNumId="15">
+    <w:multiLevelType w:val="singleLevel"/>
+    <w:lvl w:ilvl="0">
+      <w:start w:val="1"/>
+      <w:numFmt w:val="bullet"/>
+      <w:lvlText w:val=""/>
+      <w:lvlJc w:val="left"/>
+      <w:pPr>
+        <w:ind w:left="0" w:hanging="0"/>
+      </w:pPr>
+    </w:lvl>
+  </w:abstractNum>
+  <w:abstractNum w:abstractNumId="14">
+    <w:multiLevelType w:val="multilevel"/>
+    <w:lvl w:ilvl="0">
+      <w:start w:val="1"/>
+      <w:numFmt w:val="decimal"/>
+      <w:lvlText w:val="%1."/>
+      <w:lvlJc w:val="left"/>
+      <w:pPr>
+        <w:ind w:left="720" w:hanging="360"/>
+      </w:pPr>
+    </w:lvl>
+    <w:lvl w:ilvl="1">
+      <w:start w:val="1"/>
+      <w:numFmt w:val="decimal"/>
+      <w:lvlText w:val="%1.%2."/>
+      <w:lvlJc w:val="left"/>
+      <w:pPr>
+        <w:ind w:left="1080" w:hanging="360"/>
+      </w:pPr>
+    </w:lvl>
+    <w:lvl w:ilvl="2">
+      <w:start w:val="1"/>
+      <w:numFmt w:val="decimal"/>
+      <w:lvlText w:val="%1.%2.%3."/>
+      <w:lvlJc w:val="left"/>
+      <w:pPr>
+        <w:ind w:left="1440" w:hanging="360"/>
+      </w:pPr>
+    </w:lvl>
+    <w:lvl w:ilvl="3">
+      <w:start w:val="1"/>
+      <w:numFmt w:val="decimal"/>
+      <w:lvlText w:val="%1.%2.%3.%4."/>
+      <w:lvlJc w:val="left"/>
+      <w:pPr>
+        <w:ind w:left="1800" w:hanging="360"/>
+      </w:pPr>
+    </w:lvl>
+    <w:lvl w:ilvl="4">
+      <w:start w:val="1"/>
+      <w:numFmt w:val="decimal"/>
+      <w:lvlText w:val="%1.%2.%3.%4.%5."/>
+      <w:lvlJc w:val="left"/>
+      <w:pPr>
+        <w:ind w:left="2160" w:hanging="360"/>
+      </w:pPr>
+    </w:lvl>
+    <w:lvl w:ilvl="5">
+      <w:start w:val="1"/>
+      <w:numFmt w:val="decimal"/>
+      <w:lvlText w:val="%1.%2.%3.%4.%5.%6."/>
+      <w:lvlJc w:val="left"/>
+      <w:pPr>
+        <w:ind w:left="2520" w:hanging="360"/>
+      </w:pPr>
+    </w:lvl>
+    <w:lvl w:ilvl="6">
+      <w:start w:val="1"/>
+      <w:numFmt w:val="decimal"/>
+      <w:lvlText w:val="%1.%2.%3.%4.%5.%6.%7."/>
+      <w:lvlJc w:val="left"/>
+      <w:pPr>
+        <w:ind w:left="2880" w:hanging="360"/>
+      </w:pPr>
+    </w:lvl>
+    <w:lvl w:ilvl="7">
+      <w:start w:val="1"/>
+      <w:numFmt w:val="decimal"/>
+      <w:lvlText w:val="%1.%2.%3.%4.%5.%6.%7.%8."/>
+      <w:lvlJc w:val="left"/>
+      <w:pPr>
+        <w:ind w:left="3240" w:hanging="360"/>
+      </w:pPr>
+    </w:lvl>
+    <w:lvl w:ilvl="8">
+      <w:start w:val="1"/>
+      <w:numFmt w:val="decimal"/>
+      <w:lvlText w:val="%1.%2.%3.%4.%5.%6.%7.%8.%9."/>
+      <w:lvlJc w:val="left"/>
+      <w:pPr>
+        <w:ind w:left="3600" w:hanging="360"/>
+      </w:pPr>
+    </w:lvl>
+  </w:abstractNum>
+  <w:abstractNum w:abstractNumId="13">
+    <w:multiLevelType w:val="singleLevel"/>
+    <w:lvl w:ilvl="0">
+      <w:start w:val="1"/>
+      <w:numFmt w:val="bullet"/>
+      <w:lvlText w:val=""/>
+      <w:lvlJc w:val="left"/>
+      <w:pPr>
+        <w:ind w:left="0" w:hanging="0"/>
+      </w:pPr>
+    </w:lvl>
+  </w:abstractNum>
+  <w:abstractNum w:abstractNumId="12">
+    <w:multiLevelType w:val="multilevel"/>
+    <w:lvl w:ilvl="0">
+      <w:start w:val="1"/>
+      <w:numFmt w:val="decimal"/>
+      <w:lvlText w:val="%1."/>
+      <w:lvlJc w:val="left"/>
+      <w:pPr>
+        <w:ind w:left="720" w:hanging="360"/>
+      </w:pPr>
+    </w:lvl>
+    <w:lvl w:ilvl="1">
+      <w:start w:val="1"/>
+      <w:numFmt w:val="decimal"/>
+      <w:lvlText w:val="%1.%2."/>
+      <w:lvlJc w:val="left"/>
+      <w:pPr>
+        <w:ind w:left="1080" w:hanging="360"/>
+      </w:pPr>
+    </w:lvl>
+    <w:lvl w:ilvl="2">
+      <w:start w:val="1"/>
+      <w:numFmt w:val="decimal"/>
+      <w:lvlText w:val="%1.%2.%3."/>
+      <w:lvlJc w:val="left"/>
+      <w:pPr>
+        <w:ind w:left="1440" w:hanging="360"/>
+      </w:pPr>
+    </w:lvl>
+    <w:lvl w:ilvl="3">
+      <w:start w:val="1"/>
+      <w:numFmt w:val="decimal"/>
+      <w:lvlText w:val="%1.%2.%3.%4."/>
+      <w:lvlJc w:val="left"/>
+      <w:pPr>
+        <w:ind w:left="1800" w:hanging="360"/>
+      </w:pPr>
+    </w:lvl>
+    <w:lvl w:ilvl="4">
+      <w:start w:val="1"/>
+      <w:numFmt w:val="decimal"/>
+      <w:lvlText w:val="%1.%2.%3.%4.%5."/>
+      <w:lvlJc w:val="left"/>
+      <w:pPr>
+        <w:ind w:left="2160" w:hanging="360"/>
+      </w:pPr>
+    </w:lvl>
+    <w:lvl w:ilvl="5">
+      <w:start w:val="1"/>
+      <w:numFmt w:val="decimal"/>
+      <w:lvlText w:val="%1.%2.%3.%4.%5.%6."/>
+      <w:lvlJc w:val="left"/>
+      <w:pPr>
+        <w:ind w:left="2520" w:hanging="360"/>
+      </w:pPr>
+    </w:lvl>
+    <w:lvl w:ilvl="6">
+      <w:start w:val="1"/>
+      <w:numFmt w:val="decimal"/>
+      <w:lvlText w:val="%1.%2.%3.%4.%5.%6.%7."/>
+      <w:lvlJc w:val="left"/>
+      <w:pPr>
+        <w:ind w:left="2880" w:hanging="360"/>
+      </w:pPr>
+    </w:lvl>
+    <w:lvl w:ilvl="7">
+      <w:start w:val="1"/>
+      <w:numFmt w:val="decimal"/>
+      <w:lvlText w:val="%1.%2.%3.%4.%5.%6.%7.%8."/>
+      <w:lvlJc w:val="left"/>
+      <w:pPr>
+        <w:ind w:left="3240" w:hanging="360"/>
+      </w:pPr>
+    </w:lvl>
+    <w:lvl w:ilvl="8">
+      <w:start w:val="1"/>
+      <w:numFmt w:val="decimal"/>
+      <w:lvlText w:val="%1.%2.%3.%4.%5.%6.%7.%8.%9."/>
+      <w:lvlJc w:val="left"/>
+      <w:pPr>
+        <w:ind w:left="3600" w:hanging="360"/>
+      </w:pPr>
+    </w:lvl>
+  </w:abstractNum>
+  <w:abstractNum w:abstractNumId="11">
+    <w:multiLevelType w:val="multilevel"/>
+    <w:lvl w:ilvl="0">
+      <w:start w:val="1"/>
+      <w:numFmt w:val="decimal"/>
+      <w:lvlText w:val="%1."/>
+      <w:lvlJc w:val="left"/>
+      <w:pPr>
+        <w:ind w:left="720" w:hanging="360"/>
+      </w:pPr>
+    </w:lvl>
+    <w:lvl w:ilvl="1">
+      <w:start w:val="1"/>
+      <w:numFmt w:val="decimal"/>
+      <w:lvlText w:val="%1.%2."/>
+      <w:lvlJc w:val="left"/>
+      <w:pPr>
+        <w:ind w:left="1080" w:hanging="360"/>
+      </w:pPr>
+    </w:lvl>
+    <w:lvl w:ilvl="2">
+      <w:start w:val="1"/>
+      <w:numFmt w:val="decimal"/>
+      <w:lvlText w:val="%1.%2.%3."/>
+      <w:lvlJc w:val="left"/>
+      <w:pPr>
+        <w:ind w:left="1440" w:hanging="360"/>
+      </w:pPr>
+    </w:lvl>
+    <w:lvl w:ilvl="3">
+      <w:start w:val="1"/>
+      <w:numFmt w:val="decimal"/>
+      <w:lvlText w:val="%1.%2.%3.%4."/>
+      <w:lvlJc w:val="left"/>
+      <w:pPr>
+        <w:ind w:left="1800" w:hanging="360"/>
+      </w:pPr>
+    </w:lvl>
+    <w:lvl w:ilvl="4">
+      <w:start w:val="1"/>
+      <w:numFmt w:val="decimal"/>
+      <w:lvlText w:val="%1.%2.%3.%4.%5."/>
+      <w:lvlJc w:val="left"/>
+      <w:pPr>
+        <w:ind w:left="2160" w:hanging="360"/>
+      </w:pPr>
+    </w:lvl>
+    <w:lvl w:ilvl="5">
+      <w:start w:val="1"/>
+      <w:numFmt w:val="decimal"/>
+      <w:lvlText w:val="%1.%2.%3.%4.%5.%6."/>
+      <w:lvlJc w:val="left"/>
+      <w:pPr>
+        <w:ind w:left="2520" w:hanging="360"/>
+      </w:pPr>
+    </w:lvl>
+    <w:lvl w:ilvl="6">
+      <w:start w:val="1"/>
+      <w:numFmt w:val="decimal"/>
+      <w:lvlText w:val="%1.%2.%3.%4.%5.%6.%7."/>
+      <w:lvlJc w:val="left"/>
+      <w:pPr>
+        <w:ind w:left="2880" w:hanging="360"/>
+      </w:pPr>
+    </w:lvl>
+    <w:lvl w:ilvl="7">
+      <w:start w:val="1"/>
+      <w:numFmt w:val="decimal"/>
+      <w:lvlText w:val="%1.%2.%3.%4.%5.%6.%7.%8."/>
+      <w:lvlJc w:val="left"/>
+      <w:pPr>
+        <w:ind w:left="3240" w:hanging="360"/>
+      </w:pPr>
+    </w:lvl>
+    <w:lvl w:ilvl="8">
+      <w:start w:val="1"/>
+      <w:numFmt w:val="decimal"/>
+      <w:lvlText w:val="%1.%2.%3.%4.%5.%6.%7.%8.%9."/>
+      <w:lvlJc w:val="left"/>
+      <w:pPr>
+        <w:ind w:left="3600" w:hanging="360"/>
+      </w:pPr>
+    </w:lvl>
+  </w:abstractNum>
+  <w:abstractNum w:abstractNumId="10">
+    <w:multiLevelType w:val="multilevel"/>
+    <w:lvl w:ilvl="0">
+      <w:start w:val="1"/>
+      <w:numFmt w:val="decimal"/>
+      <w:lvlText w:val="%1."/>
+      <w:lvlJc w:val="left"/>
+      <w:pPr>
+        <w:ind w:left="720" w:hanging="360"/>
+      </w:pPr>
+    </w:lvl>
+    <w:lvl w:ilvl="1">
+      <w:start w:val="1"/>
+      <w:numFmt w:val="decimal"/>
+      <w:lvlText w:val="%1.%2."/>
+      <w:lvlJc w:val="left"/>
+      <w:pPr>
+        <w:ind w:left="1080" w:hanging="360"/>
+      </w:pPr>
+    </w:lvl>
+    <w:lvl w:ilvl="2">
+      <w:start w:val="1"/>
+      <w:numFmt w:val="decimal"/>
+      <w:lvlText w:val="%1.%2.%3."/>
+      <w:lvlJc w:val="left"/>
+      <w:pPr>
+        <w:ind w:left="1440" w:hanging="360"/>
+      </w:pPr>
+    </w:lvl>
+    <w:lvl w:ilvl="3">
+      <w:start w:val="1"/>
+      <w:numFmt w:val="decimal"/>
+      <w:lvlText w:val="%1.%2.%3.%4."/>
+      <w:lvlJc w:val="left"/>
+      <w:pPr>
+        <w:ind w:left="1800" w:hanging="360"/>
+      </w:pPr>
+    </w:lvl>
+    <w:lvl w:ilvl="4">
+      <w:start w:val="1"/>
+      <w:numFmt w:val="decimal"/>
+      <w:lvlText w:val="%1.%2.%3.%4.%5."/>
+      <w:lvlJc w:val="left"/>
+      <w:pPr>
+        <w:ind w:left="2160" w:hanging="360"/>
+      </w:pPr>
+    </w:lvl>
+    <w:lvl w:ilvl="5">
+      <w:start w:val="1"/>
+      <w:numFmt w:val="decimal"/>
+      <w:lvlText w:val="%1.%2.%3.%4.%5.%6."/>
+      <w:lvlJc w:val="left"/>
+      <w:pPr>
+        <w:ind w:left="2520" w:hanging="360"/>
+      </w:pPr>
+    </w:lvl>
+    <w:lvl w:ilvl="6">
+      <w:start w:val="1"/>
+      <w:numFmt w:val="decimal"/>
+      <w:lvlText w:val="%1.%2.%3.%4.%5.%6.%7."/>
+      <w:lvlJc w:val="left"/>
+      <w:pPr>
+        <w:ind w:left="2880" w:hanging="360"/>
+      </w:pPr>
+    </w:lvl>
+    <w:lvl w:ilvl="7">
+      <w:start w:val="1"/>
+      <w:numFmt w:val="decimal"/>
+      <w:lvlText w:val="%1.%2.%3.%4.%5.%6.%7.%8."/>
+      <w:lvlJc w:val="left"/>
+      <w:pPr>
+        <w:ind w:left="3240" w:hanging="360"/>
+      </w:pPr>
+    </w:lvl>
+    <w:lvl w:ilvl="8">
+      <w:start w:val="1"/>
+      <w:numFmt w:val="decimal"/>
+      <w:lvlText w:val="%1.%2.%3.%4.%5.%6.%7.%8.%9."/>
+      <w:lvlJc w:val="left"/>
+      <w:pPr>
+        <w:ind w:left="3600" w:hanging="360"/>
+      </w:pPr>
+    </w:lvl>
+  </w:abstractNum>
+  <w:abstractNum w:abstractNumId="9">
+    <w:multiLevelType w:val="multilevel"/>
+    <w:lvl w:ilvl="0">
+      <w:start w:val="1"/>
+      <w:numFmt w:val="decimal"/>
+      <w:lvlText w:val="%1."/>
+      <w:lvlJc w:val="left"/>
+      <w:pPr>
+        <w:ind w:left="720" w:hanging="360"/>
+      </w:pPr>
+    </w:lvl>
+    <w:lvl w:ilvl="1">
+      <w:start w:val="1"/>
+      <w:numFmt w:val="decimal"/>
+      <w:lvlText w:val="%1.%2."/>
+      <w:lvlJc w:val="left"/>
+      <w:pPr>
+        <w:ind w:left="1080" w:hanging="360"/>
+      </w:pPr>
+    </w:lvl>
+    <w:lvl w:ilvl="2">
+      <w:start w:val="1"/>
+      <w:numFmt w:val="decimal"/>
+      <w:lvlText w:val="%1.%2.%3."/>
+      <w:lvlJc w:val="left"/>
+      <w:pPr>
+        <w:ind w:left="1440" w:hanging="360"/>
+      </w:pPr>
+    </w:lvl>
+    <w:lvl w:ilvl="3">
+      <w:start w:val="1"/>
+      <w:numFmt w:val="decimal"/>
+      <w:lvlText w:val="%1.%2.%3.%4."/>
+      <w:lvlJc w:val="left"/>
+      <w:pPr>
+        <w:ind w:left="1800" w:hanging="360"/>
+      </w:pPr>
+    </w:lvl>
+    <w:lvl w:ilvl="4">
+      <w:start w:val="1"/>
+      <w:numFmt w:val="decimal"/>
+      <w:lvlText w:val="%1.%2.%3.%4.%5."/>
+      <w:lvlJc w:val="left"/>
+      <w:pPr>
+        <w:ind w:left="2160" w:hanging="360"/>
+      </w:pPr>
+    </w:lvl>
+    <w:lvl w:ilvl="5">
+      <w:start w:val="1"/>
+      <w:numFmt w:val="decimal"/>
+      <w:lvlText w:val="%1.%2.%3.%4.%5.%6."/>
+      <w:lvlJc w:val="left"/>
+      <w:pPr>
+        <w:ind w:left="2520" w:hanging="360"/>
+      </w:pPr>
+    </w:lvl>
+    <w:lvl w:ilvl="6">
+      <w:start w:val="1"/>
+      <w:numFmt w:val="decimal"/>
+      <w:lvlText w:val="%1.%2.%3.%4.%5.%6.%7."/>
+      <w:lvlJc w:val="left"/>
+      <w:pPr>
+        <w:ind w:left="2880" w:hanging="360"/>
+      </w:pPr>
+    </w:lvl>
+    <w:lvl w:ilvl="7">
+      <w:start w:val="1"/>
+      <w:numFmt w:val="decimal"/>
+      <w:lvlText w:val="%1.%2.%3.%4.%5.%6.%7.%8."/>
+      <w:lvlJc w:val="left"/>
+      <w:pPr>
+        <w:ind w:left="3240" w:hanging="360"/>
+      </w:pPr>
+    </w:lvl>
+    <w:lvl w:ilvl="8">
+      <w:start w:val="1"/>
+      <w:numFmt w:val="decimal"/>
+      <w:lvlText w:val="%1.%2.%3.%4.%5.%6.%7.%8.%9."/>
+      <w:lvlJc w:val="left"/>
+      <w:pPr>
+        <w:ind w:left="3600" w:hanging="360"/>
+      </w:pPr>
+    </w:lvl>
+  </w:abstractNum>
   <w:abstractNum w:abstractNumId="0" w15:restartNumberingAfterBreak="0">
     <w:nsid w:val="FFFFFF7C"/>
     <w:multiLevelType w:val="singleLevel"/>
@@ -704,6 +1275,27 @@
   </w:num>
   <w:num w:numId="9" w16cid:durableId="1238133546">
     <w:abstractNumId w:val="0"/>
+  </w:num>
+  <w:num w:numId="10">
+    <w:abstractNumId w:val="9"/>
+  </w:num>
+  <w:num w:numId="11">
+    <w:abstractNumId w:val="10"/>
+  </w:num>
+  <w:num w:numId="12">
+    <w:abstractNumId w:val="11"/>
+  </w:num>
+  <w:num w:numId="13">
+    <w:abstractNumId w:val="12"/>
+  </w:num>
+  <w:num w:numId="14">
+    <w:abstractNumId w:val="13"/>
+  </w:num>
+  <w:num w:numId="15">
+    <w:abstractNumId w:val="14"/>
+  </w:num>
+  <w:num w:numId="16">
+    <w:abstractNumId w:val="15"/>
   </w:num>
 </w:numbering>
 </file>
@@ -1098,8 +1690,14 @@
     <w:name w:val="Normal"/>
     <w:qFormat/>
     <w:rsid w:val="00B634FA"/>
+    <w:pPr>
+      <w:spacing w:line="360" w:lineRule="auto" w:before="0" w:after="0"/>
+      <w:ind w:firstLine="480"/>
+      <w:jc w:val="both"/>
+    </w:pPr>
     <w:rPr>
-      <w:rFonts w:eastAsia="楷体"/>
+      <w:rFonts w:eastAsia="仿宋" w:ascii="仿宋" w:hAnsi="仿宋"/>
+      <w:sz w:val="24"/>
     </w:rPr>
   </w:style>
   <w:style w:type="paragraph" w:styleId="1">
@@ -1113,15 +1711,17 @@
     <w:pPr>
       <w:keepNext/>
       <w:keepLines/>
-      <w:spacing w:before="480" w:after="0"/>
+      <w:spacing w:before="240" w:after="240" w:line="240" w:lineRule="auto"/>
+      <w:ind w:firstLine="0"/>
+      <w:jc w:val="center"/>
       <w:outlineLvl w:val="0"/>
     </w:pPr>
     <w:rPr>
-      <w:rFonts w:asciiTheme="majorHAnsi" w:eastAsiaTheme="majorEastAsia" w:hAnsiTheme="majorHAnsi" w:cstheme="majorBidi"/>
+      <w:rFonts w:ascii="黑体" w:hAnsi="黑体" w:eastAsia="黑体"/>
       <w:b/>
       <w:bCs/>
       <w:color w:val="365F91" w:themeColor="accent1" w:themeShade="BF"/>
-      <w:sz w:val="28"/>
+      <w:sz w:val="52"/>
       <w:szCs w:val="28"/>
     </w:rPr>
   </w:style>
@@ -1137,15 +1737,17 @@
     <w:pPr>
       <w:keepNext/>
       <w:keepLines/>
-      <w:spacing w:before="200" w:after="0"/>
+      <w:spacing w:before="120" w:after="120" w:line="240" w:lineRule="auto"/>
+      <w:ind w:firstLine="0"/>
+      <w:jc w:val="left"/>
       <w:outlineLvl w:val="1"/>
     </w:pPr>
     <w:rPr>
-      <w:rFonts w:asciiTheme="majorHAnsi" w:eastAsiaTheme="majorEastAsia" w:hAnsiTheme="majorHAnsi" w:cstheme="majorBidi"/>
+      <w:rFonts w:ascii="黑体" w:hAnsi="黑体" w:eastAsia="黑体"/>
       <w:b/>
       <w:bCs/>
       <w:color w:val="4F81BD" w:themeColor="accent1"/>
-      <w:sz w:val="26"/>
+      <w:sz w:val="32"/>
       <w:szCs w:val="26"/>
     </w:rPr>
   </w:style>
@@ -1161,14 +1763,17 @@
     <w:pPr>
       <w:keepNext/>
       <w:keepLines/>
-      <w:spacing w:before="200" w:after="0"/>
+      <w:spacing w:before="120" w:after="120" w:line="240" w:lineRule="auto"/>
+      <w:ind w:firstLine="0"/>
+      <w:jc w:val="left"/>
       <w:outlineLvl w:val="2"/>
     </w:pPr>
     <w:rPr>
-      <w:rFonts w:asciiTheme="majorHAnsi" w:eastAsiaTheme="majorEastAsia" w:hAnsiTheme="majorHAnsi" w:cstheme="majorBidi"/>
+      <w:rFonts w:ascii="仿宋" w:hAnsi="仿宋" w:eastAsia="仿宋"/>
       <w:b/>
       <w:bCs/>
       <w:color w:val="4F81BD" w:themeColor="accent1"/>
+      <w:sz w:val="32"/>
     </w:rPr>
   </w:style>
   <w:style w:type="paragraph" w:styleId="4">
@@ -1184,16 +1789,19 @@
     <w:pPr>
       <w:keepNext/>
       <w:keepLines/>
-      <w:spacing w:before="200" w:after="0"/>
+      <w:spacing w:before="60" w:after="60" w:line="240" w:lineRule="auto"/>
+      <w:ind w:firstLine="0"/>
+      <w:jc w:val="left"/>
       <w:outlineLvl w:val="3"/>
     </w:pPr>
     <w:rPr>
-      <w:rFonts w:asciiTheme="majorHAnsi" w:eastAsiaTheme="majorEastAsia" w:hAnsiTheme="majorHAnsi" w:cstheme="majorBidi"/>
+      <w:rFonts w:ascii="仿宋" w:hAnsi="仿宋" w:eastAsia="仿宋"/>
       <w:b/>
       <w:bCs/>
       <w:i/>
       <w:iCs/>
       <w:color w:val="4F81BD" w:themeColor="accent1"/>
+      <w:sz w:val="28"/>
     </w:rPr>
   </w:style>
   <w:style w:type="paragraph" w:styleId="5">
@@ -1889,13 +2497,16 @@
     <w:qFormat/>
     <w:rsid w:val="00FC693F"/>
     <w:pPr>
-      <w:spacing w:line="240" w:lineRule="auto"/>
+      <w:spacing w:line="240" w:lineRule="auto" w:before="60" w:after="60"/>
+      <w:ind w:firstLine="0"/>
+      <w:jc w:val="center"/>
     </w:pPr>
     <w:rPr>
+      <w:rFonts w:ascii="仿宋" w:hAnsi="仿宋" w:eastAsia="仿宋"/>
       <w:b/>
       <w:bCs/>
       <w:color w:val="4F81BD" w:themeColor="accent1"/>
-      <w:sz w:val="18"/>
+      <w:sz w:val="21"/>
       <w:szCs w:val="18"/>
     </w:rPr>
   </w:style>
